--- a/cv/Yevhen-Peshynskyi-CV-UA.docx
+++ b/cv/Yevhen-Peshynskyi-CV-UA.docx
@@ -32,7 +32,7 @@
       <w:r>
         <w:t xml:space="preserve"> · </w:t>
       </w:r>
-      <w:hyperlink w:history="1" r:id="rIdxqi7sfomfdrwtlpvgwkjz">
+      <w:hyperlink w:history="1" r:id="rIda_ydlk4pucydbleqlngig">
         <w:r>
           <w:rPr>
             <w:rStyle w:val="Hyperlink"/>
@@ -43,7 +43,7 @@
       <w:r>
         <w:t xml:space="preserve"> · </w:t>
       </w:r>
-      <w:hyperlink w:history="1" r:id="rIdd72e3wcdatw_1ds479v9q">
+      <w:hyperlink w:history="1" r:id="rId5cbknqorflghstlsxul6-">
         <w:r>
           <w:rPr>
             <w:rStyle w:val="Hyperlink"/>
@@ -54,7 +54,7 @@
       <w:r>
         <w:t xml:space="preserve"> · </w:t>
       </w:r>
-      <w:hyperlink w:history="1" r:id="rIdmzoekquuxt2boqtwf3z8o">
+      <w:hyperlink w:history="1" r:id="rId6nimognalzlmvkicrq4pt">
         <w:r>
           <w:rPr>
             <w:rStyle w:val="Hyperlink"/>
@@ -65,7 +65,7 @@
       <w:r>
         <w:t xml:space="preserve"> · </w:t>
       </w:r>
-      <w:hyperlink w:history="1" r:id="rIdthyvyhanwfii7tlcbsyvk">
+      <w:hyperlink w:history="1" r:id="rIdvjyhxfkso704yqfmjemuu">
         <w:r>
           <w:rPr>
             <w:rStyle w:val="Hyperlink"/>
@@ -76,7 +76,7 @@
       <w:r>
         <w:t xml:space="preserve"> · </w:t>
       </w:r>
-      <w:hyperlink w:history="1" r:id="rIdz17ubqz3nkyf9u0qsswrh">
+      <w:hyperlink w:history="1" r:id="rIdeap4rxehuzg7yqmpyggwp">
         <w:r>
           <w:rPr>
             <w:rStyle w:val="Hyperlink"/>
@@ -87,7 +87,7 @@
       <w:r>
         <w:t xml:space="preserve"> · </w:t>
       </w:r>
-      <w:hyperlink w:history="1" r:id="rIdgsp50xtmts6i6mhgwv5hs">
+      <w:hyperlink w:history="1" r:id="rIdkyqntdbll8wbe2cc0uyvx">
         <w:r>
           <w:rPr>
             <w:rStyle w:val="Hyperlink"/>
@@ -132,7 +132,7 @@
       <w:r>
         <w:t xml:space="preserve">2023–дотепер · </w:t>
       </w:r>
-      <w:hyperlink w:history="1" r:id="rIdjrwlco7zcmuhiisrh9b46">
+      <w:hyperlink w:history="1" r:id="rIdjhq1z1ms1kyxqnhhatxi2">
         <w:r>
           <w:rPr>
             <w:rStyle w:val="Hyperlink"/>
@@ -333,7 +333,7 @@
       <w:r>
         <w:t xml:space="preserve">2021–2023 · </w:t>
       </w:r>
-      <w:hyperlink w:history="1" r:id="rId43hx9w93gsevoltctps74">
+      <w:hyperlink w:history="1" r:id="rId9i9rumhgbtrtdt6sop-c4">
         <w:r>
           <w:rPr>
             <w:rStyle w:val="Hyperlink"/>
@@ -486,7 +486,7 @@
       <w:r>
         <w:t xml:space="preserve">Планувальник маршрутів для велосипедистів, що враховує вітер. Особистий продукт, з 2025 року. · </w:t>
       </w:r>
-      <w:hyperlink w:history="1" r:id="rIdjkttu9taiwu9dbbvgq-ff">
+      <w:hyperlink w:history="1" r:id="rId0ngpwlzwajg4-01o3gfxj">
         <w:r>
           <w:rPr>
             <w:rStyle w:val="Hyperlink"/>
@@ -534,7 +534,7 @@
       <w:r>
         <w:t xml:space="preserve">Скіли, плагіни й розширення під реальну повторювану роботу. · </w:t>
       </w:r>
-      <w:hyperlink w:history="1" r:id="rId6c_kctnc5tz-lscxzcpz0">
+      <w:hyperlink w:history="1" r:id="rId_i1f9omr88ohlsgima8eg">
         <w:r>
           <w:rPr>
             <w:rStyle w:val="Hyperlink"/>

--- a/cv/Yevhen-Peshynskyi-CV-UA.docx
+++ b/cv/Yevhen-Peshynskyi-CV-UA.docx
@@ -32,7 +32,7 @@
       <w:r>
         <w:t xml:space="preserve"> · </w:t>
       </w:r>
-      <w:hyperlink w:history="1" r:id="rIda_ydlk4pucydbleqlngig">
+      <w:hyperlink w:history="1" r:id="rId6f_rt4g1tk0lbwmpfa5pt">
         <w:r>
           <w:rPr>
             <w:rStyle w:val="Hyperlink"/>
@@ -43,7 +43,7 @@
       <w:r>
         <w:t xml:space="preserve"> · </w:t>
       </w:r>
-      <w:hyperlink w:history="1" r:id="rId5cbknqorflghstlsxul6-">
+      <w:hyperlink w:history="1" r:id="rIdnv2x6hdlleywyem16payn">
         <w:r>
           <w:rPr>
             <w:rStyle w:val="Hyperlink"/>
@@ -54,7 +54,7 @@
       <w:r>
         <w:t xml:space="preserve"> · </w:t>
       </w:r>
-      <w:hyperlink w:history="1" r:id="rId6nimognalzlmvkicrq4pt">
+      <w:hyperlink w:history="1" r:id="rIdj3r5ndpnqjgc2qggitvtp">
         <w:r>
           <w:rPr>
             <w:rStyle w:val="Hyperlink"/>
@@ -65,7 +65,7 @@
       <w:r>
         <w:t xml:space="preserve"> · </w:t>
       </w:r>
-      <w:hyperlink w:history="1" r:id="rIdvjyhxfkso704yqfmjemuu">
+      <w:hyperlink w:history="1" r:id="rId_pviup4fy2hoc67ikqkwt">
         <w:r>
           <w:rPr>
             <w:rStyle w:val="Hyperlink"/>
@@ -76,7 +76,7 @@
       <w:r>
         <w:t xml:space="preserve"> · </w:t>
       </w:r>
-      <w:hyperlink w:history="1" r:id="rIdeap4rxehuzg7yqmpyggwp">
+      <w:hyperlink w:history="1" r:id="rIdvntuv9yyzhwx2bwckqso5">
         <w:r>
           <w:rPr>
             <w:rStyle w:val="Hyperlink"/>
@@ -87,7 +87,7 @@
       <w:r>
         <w:t xml:space="preserve"> · </w:t>
       </w:r>
-      <w:hyperlink w:history="1" r:id="rIdkyqntdbll8wbe2cc0uyvx">
+      <w:hyperlink w:history="1" r:id="rIdt__crqt8xf7doa2rwaqho">
         <w:r>
           <w:rPr>
             <w:rStyle w:val="Hyperlink"/>
@@ -132,7 +132,7 @@
       <w:r>
         <w:t xml:space="preserve">2023–дотепер · </w:t>
       </w:r>
-      <w:hyperlink w:history="1" r:id="rIdjhq1z1ms1kyxqnhhatxi2">
+      <w:hyperlink w:history="1" r:id="rIds6iwipk7vphn0jcofrn3z">
         <w:r>
           <w:rPr>
             <w:rStyle w:val="Hyperlink"/>
@@ -333,7 +333,7 @@
       <w:r>
         <w:t xml:space="preserve">2021–2023 · </w:t>
       </w:r>
-      <w:hyperlink w:history="1" r:id="rId9i9rumhgbtrtdt6sop-c4">
+      <w:hyperlink w:history="1" r:id="rIdqykfd4utgc-csj8orwk5x">
         <w:r>
           <w:rPr>
             <w:rStyle w:val="Hyperlink"/>
@@ -486,7 +486,7 @@
       <w:r>
         <w:t xml:space="preserve">Планувальник маршрутів для велосипедистів, що враховує вітер. Особистий продукт, з 2025 року. · </w:t>
       </w:r>
-      <w:hyperlink w:history="1" r:id="rId0ngpwlzwajg4-01o3gfxj">
+      <w:hyperlink w:history="1" r:id="rIdwxmfm5h6m-2tgqs8rss5q">
         <w:r>
           <w:rPr>
             <w:rStyle w:val="Hyperlink"/>
@@ -534,7 +534,7 @@
       <w:r>
         <w:t xml:space="preserve">Скіли, плагіни й розширення під реальну повторювану роботу. · </w:t>
       </w:r>
-      <w:hyperlink w:history="1" r:id="rId_i1f9omr88ohlsgima8eg">
+      <w:hyperlink w:history="1" r:id="rIdtvzoi3b4etcjtimnosskt">
         <w:r>
           <w:rPr>
             <w:rStyle w:val="Hyperlink"/>
@@ -630,7 +630,7 @@
         <w:t xml:space="preserve">Фронтенд з AI-агентами: </w:t>
       </w:r>
       <w:r>
-        <w:t xml:space="preserve">Архітектуру, структуру й перевірки задаю я, код пишуть агенти (Vue, React Native, Astro, TypeScript).</w:t>
+        <w:t xml:space="preserve">Архітектуру й перевірки задаю я, код пишуть агенти (Vue, React Native, Astro, TypeScript).</w:t>
       </w:r>
     </w:p>
     <w:p>
@@ -646,10 +646,10 @@
           <w:b/>
           <w:bCs/>
         </w:rPr>
-        <w:t xml:space="preserve">Продуктовий дизайн: </w:t>
-      </w:r>
-      <w:r>
-        <w:t xml:space="preserve">UX/UI, інформаційна архітектура, складні корпоративні інтерфейси з даними, флоу бронювання, композиція, типографіка.</w:t>
+        <w:t xml:space="preserve">Логіка продукту й UX: </w:t>
+      </w:r>
+      <w:r>
+        <w:t xml:space="preserve">Флоу, сценарії, ролі й стани до моделі даних; інформаційна архітектура.</w:t>
       </w:r>
     </w:p>
     <w:p>
@@ -665,10 +665,10 @@
           <w:b/>
           <w:bCs/>
         </w:rPr>
-        <w:t xml:space="preserve">Дизайн-системи: </w:t>
-      </w:r>
-      <w:r>
-        <w:t xml:space="preserve">Дизайн-токени, семантичні теми, мультибрендові й white-label системи, бібліотеки компонентів, Storybook.</w:t>
+        <w:t xml:space="preserve">UI і дизайн-системи: </w:t>
+      </w:r>
+      <w:r>
+        <w:t xml:space="preserve">Композиція й типографіка; токени, мультибрендові й white-label теми, компоненти, Storybook.</w:t>
       </w:r>
     </w:p>
     <w:p>
@@ -730,10 +730,10 @@
           <w:b/>
           <w:bCs/>
         </w:rPr>
-        <w:t xml:space="preserve">Розмова з нейромережею: </w:t>
-      </w:r>
-      <w:r>
-        <w:t xml:space="preserve">Брифи з контекстом і обмеженнями, що дають результат за кілька ітерацій.</w:t>
+        <w:t xml:space="preserve">Говорити з AI — і сперечатися з ним: </w:t>
+      </w:r>
+      <w:r>
+        <w:t xml:space="preserve">План — до роботи й лише після мого затвердження; правила, що можна, а що ні; зважую пропозиції, сперечаюся й питаю методи, а не лише відповідь.</w:t>
       </w:r>
     </w:p>
     <w:p>
@@ -776,6 +776,25 @@
     </w:p>
     <w:p>
       <w:pPr>
+        <w:pStyle w:val="ListParagraph"/>
+        <w:numPr>
+          <w:ilvl w:val="0"/>
+          <w:numId w:val="2"/>
+        </w:numPr>
+      </w:pPr>
+      <w:r>
+        <w:rPr>
+          <w:b/>
+          <w:bCs/>
+        </w:rPr>
+        <w:t xml:space="preserve">Бракує інструмента — роблю його: </w:t>
+      </w:r>
+      <w:r>
+        <w:t xml:space="preserve">Репетитор англійської, статус-бар для лімітів, палітри для Figma — плагіни й скіли під свою рутину.</w:t>
+      </w:r>
+    </w:p>
+    <w:p>
+      <w:pPr>
         <w:spacing w:before="120"/>
       </w:pPr>
       <w:r>
@@ -830,7 +849,7 @@
         </w:numPr>
       </w:pPr>
       <w:r>
-        <w:t xml:space="preserve">Англійська — B1–B2, робоча письмова комунікація</w:t>
+        <w:t xml:space="preserve">Англійська — B1, робоча письмова комунікація</w:t>
       </w:r>
     </w:p>
     <w:sectPr>

--- a/cv/Yevhen-Peshynskyi-CV-UA.docx
+++ b/cv/Yevhen-Peshynskyi-CV-UA.docx
@@ -32,7 +32,7 @@
       <w:r>
         <w:t xml:space="preserve"> · </w:t>
       </w:r>
-      <w:hyperlink w:history="1" r:id="rId6f_rt4g1tk0lbwmpfa5pt">
+      <w:hyperlink w:history="1" r:id="rId5kzhbi4t-li4tir-yhysl">
         <w:r>
           <w:rPr>
             <w:rStyle w:val="Hyperlink"/>
@@ -43,7 +43,7 @@
       <w:r>
         <w:t xml:space="preserve"> · </w:t>
       </w:r>
-      <w:hyperlink w:history="1" r:id="rIdnv2x6hdlleywyem16payn">
+      <w:hyperlink w:history="1" r:id="rIdxb235dutxzmitihtdehi9">
         <w:r>
           <w:rPr>
             <w:rStyle w:val="Hyperlink"/>
@@ -54,7 +54,7 @@
       <w:r>
         <w:t xml:space="preserve"> · </w:t>
       </w:r>
-      <w:hyperlink w:history="1" r:id="rIdj3r5ndpnqjgc2qggitvtp">
+      <w:hyperlink w:history="1" r:id="rIdbuxpp69tp_-nn4u24-jz7">
         <w:r>
           <w:rPr>
             <w:rStyle w:val="Hyperlink"/>
@@ -65,7 +65,7 @@
       <w:r>
         <w:t xml:space="preserve"> · </w:t>
       </w:r>
-      <w:hyperlink w:history="1" r:id="rId_pviup4fy2hoc67ikqkwt">
+      <w:hyperlink w:history="1" r:id="rIdlztadvwuiwxr19kuqgvdq">
         <w:r>
           <w:rPr>
             <w:rStyle w:val="Hyperlink"/>
@@ -76,7 +76,7 @@
       <w:r>
         <w:t xml:space="preserve"> · </w:t>
       </w:r>
-      <w:hyperlink w:history="1" r:id="rIdvntuv9yyzhwx2bwckqso5">
+      <w:hyperlink w:history="1" r:id="rIdkrssk8-2kktt0qgasg2ph">
         <w:r>
           <w:rPr>
             <w:rStyle w:val="Hyperlink"/>
@@ -87,7 +87,7 @@
       <w:r>
         <w:t xml:space="preserve"> · </w:t>
       </w:r>
-      <w:hyperlink w:history="1" r:id="rIdt__crqt8xf7doa2rwaqho">
+      <w:hyperlink w:history="1" r:id="rIdllm07ika-sq9reknnsstl">
         <w:r>
           <w:rPr>
             <w:rStyle w:val="Hyperlink"/>
@@ -132,7 +132,7 @@
       <w:r>
         <w:t xml:space="preserve">2023–дотепер · </w:t>
       </w:r>
-      <w:hyperlink w:history="1" r:id="rIds6iwipk7vphn0jcofrn3z">
+      <w:hyperlink w:history="1" r:id="rIdpy3tqd2mt-qbgx5xsg5tx">
         <w:r>
           <w:rPr>
             <w:rStyle w:val="Hyperlink"/>
@@ -333,7 +333,7 @@
       <w:r>
         <w:t xml:space="preserve">2021–2023 · </w:t>
       </w:r>
-      <w:hyperlink w:history="1" r:id="rIdqykfd4utgc-csj8orwk5x">
+      <w:hyperlink w:history="1" r:id="rIdnoeq98r8sqr4lcpgzleh-">
         <w:r>
           <w:rPr>
             <w:rStyle w:val="Hyperlink"/>
@@ -486,7 +486,7 @@
       <w:r>
         <w:t xml:space="preserve">Планувальник маршрутів для велосипедистів, що враховує вітер. Особистий продукт, з 2025 року. · </w:t>
       </w:r>
-      <w:hyperlink w:history="1" r:id="rIdwxmfm5h6m-2tgqs8rss5q">
+      <w:hyperlink w:history="1" r:id="rIdjmbagkcwhgt02zese3hja">
         <w:r>
           <w:rPr>
             <w:rStyle w:val="Hyperlink"/>
@@ -534,7 +534,7 @@
       <w:r>
         <w:t xml:space="preserve">Скіли, плагіни й розширення під реальну повторювану роботу. · </w:t>
       </w:r>
-      <w:hyperlink w:history="1" r:id="rIdtvzoi3b4etcjtimnosskt">
+      <w:hyperlink w:history="1" r:id="rIdqi7zopzsuk_-2u_gb0gm_">
         <w:r>
           <w:rPr>
             <w:rStyle w:val="Hyperlink"/>
@@ -849,7 +849,7 @@
         </w:numPr>
       </w:pPr>
       <w:r>
-        <w:t xml:space="preserve">Англійська — B1, робоча письмова комунікація</w:t>
+        <w:t xml:space="preserve">Англійська — B1 і зростає; робоча письмова комунікація</w:t>
       </w:r>
     </w:p>
     <w:sectPr>

--- a/cv/Yevhen-Peshynskyi-CV-UA.docx
+++ b/cv/Yevhen-Peshynskyi-CV-UA.docx
@@ -32,7 +32,7 @@
       <w:r>
         <w:t xml:space="preserve"> · </w:t>
       </w:r>
-      <w:hyperlink w:history="1" r:id="rId5kzhbi4t-li4tir-yhysl">
+      <w:hyperlink w:history="1" r:id="rIdlvpgozlwacxsno4iabn9o">
         <w:r>
           <w:rPr>
             <w:rStyle w:val="Hyperlink"/>
@@ -43,7 +43,7 @@
       <w:r>
         <w:t xml:space="preserve"> · </w:t>
       </w:r>
-      <w:hyperlink w:history="1" r:id="rIdxb235dutxzmitihtdehi9">
+      <w:hyperlink w:history="1" r:id="rIdd43cs4zxrfjrd_caki3zl">
         <w:r>
           <w:rPr>
             <w:rStyle w:val="Hyperlink"/>
@@ -54,7 +54,7 @@
       <w:r>
         <w:t xml:space="preserve"> · </w:t>
       </w:r>
-      <w:hyperlink w:history="1" r:id="rIdbuxpp69tp_-nn4u24-jz7">
+      <w:hyperlink w:history="1" r:id="rIdms5sazo52clvgee0jy7yc">
         <w:r>
           <w:rPr>
             <w:rStyle w:val="Hyperlink"/>
@@ -65,7 +65,7 @@
       <w:r>
         <w:t xml:space="preserve"> · </w:t>
       </w:r>
-      <w:hyperlink w:history="1" r:id="rIdlztadvwuiwxr19kuqgvdq">
+      <w:hyperlink w:history="1" r:id="rIdjsmqb6da5ytita9rqgx-j">
         <w:r>
           <w:rPr>
             <w:rStyle w:val="Hyperlink"/>
@@ -76,7 +76,7 @@
       <w:r>
         <w:t xml:space="preserve"> · </w:t>
       </w:r>
-      <w:hyperlink w:history="1" r:id="rIdkrssk8-2kktt0qgasg2ph">
+      <w:hyperlink w:history="1" r:id="rIdu2n7gw0vepg6ihykm8ea3">
         <w:r>
           <w:rPr>
             <w:rStyle w:val="Hyperlink"/>
@@ -87,7 +87,7 @@
       <w:r>
         <w:t xml:space="preserve"> · </w:t>
       </w:r>
-      <w:hyperlink w:history="1" r:id="rIdllm07ika-sq9reknnsstl">
+      <w:hyperlink w:history="1" r:id="rIdsssmxtgjvdj0u92n7ddr0">
         <w:r>
           <w:rPr>
             <w:rStyle w:val="Hyperlink"/>
@@ -132,7 +132,7 @@
       <w:r>
         <w:t xml:space="preserve">2023–дотепер · </w:t>
       </w:r>
-      <w:hyperlink w:history="1" r:id="rIdpy3tqd2mt-qbgx5xsg5tx">
+      <w:hyperlink w:history="1" r:id="rIdokqidmlhbmjuj58xyvh_e">
         <w:r>
           <w:rPr>
             <w:rStyle w:val="Hyperlink"/>
@@ -163,19 +163,19 @@
         </w:numPr>
       </w:pPr>
       <w:r>
-        <w:t xml:space="preserve">Налаштував харнес Claude Code з 5 агентів і 13 скілів: дослідження, HTML-прототип у двох варіантах, вибір, продакшн-код на архітектурі й дизайн-системі, AI-тестування.</w:t>
-      </w:r>
-    </w:p>
-    <w:p>
-      <w:pPr>
-        <w:pStyle w:val="ListParagraph"/>
-        <w:numPr>
-          <w:ilvl w:val="0"/>
-          <w:numId w:val="2"/>
-        </w:numPr>
-      </w:pPr>
-      <w:r>
-        <w:t xml:space="preserve">Побудував дизайн-систему одразу в коді: 96 компонентів у 3 рівнях (base, domain, AI) і 1,309 історій Storybook, без Figma в процесі.</w:t>
+        <w:t xml:space="preserve">Побудував агентний конвеєр від дизайну до розробки — харнес Claude Code з 5 агентів і 13 скілів: дослідження, HTML-прототип у двох варіантах, вибір, продакшн-код на дизайн-системі, AI-тестування. Фіча проходить від задачі до протестованого коду за дні, а не тижні, без етапу Figma й відділу дизайну.</w:t>
+      </w:r>
+    </w:p>
+    <w:p>
+      <w:pPr>
+        <w:pStyle w:val="ListParagraph"/>
+        <w:numPr>
+          <w:ilvl w:val="0"/>
+          <w:numId w:val="2"/>
+        </w:numPr>
+      </w:pPr>
+      <w:r>
+        <w:t xml:space="preserve">Дизайн-система в коді: 96 компонентів у 3 рівнях (base, domain, AI), 1,309 історій Storybook.</w:t>
       </w:r>
     </w:p>
     <w:p>
@@ -199,7 +199,7 @@
         </w:numPr>
       </w:pPr>
       <w:r>
-        <w:t xml:space="preserve">Створив скіл-тестувальник, що проходить кожен флоу як реальний клієнт, роль за роллю: в останньому замірі він ловив 70% того, що знаходив живий тестувальник, а людина пропускала 80% його знахідок.</w:t>
+        <w:t xml:space="preserve">Скіл-тестувальник проходить кожен флоу як реальний клієнт, роль за роллю: в останньому замірі ловив 70% знахідок живого тестувальника, а людина пропускала 80% його.</w:t>
       </w:r>
     </w:p>
     <w:p>
@@ -231,31 +231,31 @@
         </w:numPr>
       </w:pPr>
       <w:r>
-        <w:t xml:space="preserve">Один контракт для бекенду будь-якої авіакомпанії: фронтенд перевіряє 28 можливостей і ховає те, чого бекенд не вміє.</w:t>
-      </w:r>
-    </w:p>
-    <w:p>
-      <w:pPr>
-        <w:pStyle w:val="ListParagraph"/>
-        <w:numPr>
-          <w:ilvl w:val="0"/>
-          <w:numId w:val="2"/>
-        </w:numPr>
-      </w:pPr>
-      <w:r>
-        <w:t xml:space="preserve">Адмінка з варіантами компонентів для кожної авіакомпанії; увесь її стиль — один JSON-файл, тож нову авіакомпанію стилізуємо за день.</w:t>
-      </w:r>
-    </w:p>
-    <w:p>
-      <w:pPr>
-        <w:pStyle w:val="ListParagraph"/>
-        <w:numPr>
-          <w:ilvl w:val="0"/>
-          <w:numId w:val="2"/>
-        </w:numPr>
-      </w:pPr>
-      <w:r>
-        <w:t xml:space="preserve">Проєктую наступний крок: фронтенд, що підлаштовується під кожного пасажира й складається за порадою Paximizer CDP.</w:t>
+        <w:t xml:space="preserve">Один контракт для будь-якого бекенду: фронтенд перевіряє 28 можливостей і ховає те, чого він не вміє.</w:t>
+      </w:r>
+    </w:p>
+    <w:p>
+      <w:pPr>
+        <w:pStyle w:val="ListParagraph"/>
+        <w:numPr>
+          <w:ilvl w:val="0"/>
+          <w:numId w:val="2"/>
+        </w:numPr>
+      </w:pPr>
+      <w:r>
+        <w:t xml:space="preserve">Варіанти компонентів для кожної авіакомпанії в адмінці, увесь стиль — один JSON-файл: нову авіакомпанію стилізуємо за день замість приблизно місяця роботи дизайну й фронтенду.</w:t>
+      </w:r>
+    </w:p>
+    <w:p>
+      <w:pPr>
+        <w:pStyle w:val="ListParagraph"/>
+        <w:numPr>
+          <w:ilvl w:val="0"/>
+          <w:numId w:val="2"/>
+        </w:numPr>
+      </w:pPr>
+      <w:r>
+        <w:t xml:space="preserve">Наступний крок: фронтенд, що підлаштовується під кожного пасажира за порадою Paximizer CDP.</w:t>
       </w:r>
     </w:p>
     <w:p>
@@ -275,7 +275,7 @@
         </w:numPr>
       </w:pPr>
       <w:r>
-        <w:t xml:space="preserve">Щотижневе дослідження тем, контент-план на два тижні, презентації з 65 типами слайдів, озвучка й відео, затвердження в Telegram і дублювання на paximizer.com (358 з 369 комітів).</w:t>
+        <w:t xml:space="preserve">Тижневий обсяг відділу маркетингу без відділу: дослідження тем, контент-план на два тижні, презентації з 65 типами слайдів, озвучка й відео, затвердження в Telegram і дублювання на paximizer.com; презентація з Telegram готова за хвилини, а не дні (358 з 369 комітів).</w:t>
       </w:r>
     </w:p>
     <w:p>
@@ -295,7 +295,7 @@
         </w:numPr>
       </w:pPr>
       <w:r>
-        <w:t xml:space="preserve">Задокументував старий фронтенд і бекенд, проіндексував 10,005 фрагментів у RAG і зібрав MCP-сервер із 8 інструментами для 27 агентів.</w:t>
+        <w:t xml:space="preserve">Задокументував старий фронтенд і бекенд, проіндексував 10,005 фрагментів у RAG і зібрав MCP-сервер із 8 інструментами для 27 агентів: будь-яке питання про продукт, від бізнес-правила до рядка коду, — за секунди.</w:t>
       </w:r>
     </w:p>
     <w:p>
@@ -315,7 +315,7 @@
         </w:numPr>
       </w:pPr>
       <w:r>
-        <w:t xml:space="preserve">Переніс маркетинговий сайт з Webflow на Astro, зберігши всі 91 старі адреси.</w:t>
+        <w:t xml:space="preserve">Сайт, промокит і матеріали для продажів без агенції; переїзд з Webflow на Astro зі всіма 91 старими адресами.</w:t>
       </w:r>
     </w:p>
     <w:p>
@@ -333,7 +333,7 @@
       <w:r>
         <w:t xml:space="preserve">2021–2023 · </w:t>
       </w:r>
-      <w:hyperlink w:history="1" r:id="rIdnoeq98r8sqr4lcpgzleh-">
+      <w:hyperlink w:history="1" r:id="rIdlkxdifcua1wxbkxi3tadd">
         <w:r>
           <w:rPr>
             <w:rStyle w:val="Hyperlink"/>
@@ -356,55 +356,43 @@
         </w:numPr>
       </w:pPr>
       <w:r>
-        <w:t xml:space="preserve">Рушій бронювання WX: пошук, тарифи, місця, додаткові послуги й оплата в межах авіаційних обмежень (PNR, SSR, правила тарифів, багаж); продуктами бронювання користуються 20+ авіакомпаній.</w:t>
-      </w:r>
-    </w:p>
-    <w:p>
-      <w:pPr>
-        <w:pStyle w:val="ListParagraph"/>
-        <w:numPr>
-          <w:ilvl w:val="0"/>
-          <w:numId w:val="2"/>
-        </w:numPr>
-      </w:pPr>
-      <w:r>
-        <w:t xml:space="preserve">Переведення кастомізації бренду з ручного перестилювання на мультибрендові теми на токенах; 400+ кастомізованих компонентів.</w:t>
-      </w:r>
-    </w:p>
-    <w:p>
-      <w:pPr>
-        <w:pStyle w:val="ListParagraph"/>
-        <w:numPr>
-          <w:ilvl w:val="0"/>
-          <w:numId w:val="2"/>
-        </w:numPr>
-      </w:pPr>
-      <w:r>
-        <w:t xml:space="preserve">Оновлений флоу бронювання показав +5% конверсії в A/B-тесті (попередньо).</w:t>
-      </w:r>
-    </w:p>
-    <w:p>
-      <w:pPr>
-        <w:pStyle w:val="ListParagraph"/>
-        <w:numPr>
-          <w:ilvl w:val="0"/>
-          <w:numId w:val="2"/>
-        </w:numPr>
-      </w:pPr>
-      <w:r>
-        <w:t xml:space="preserve">White-label сайт авіакомпанії: 20+ протестованих екранів-вайрфреймів, семантичні токени зі світлою й темною темами, бібліотека компонентів з варіантами й конструктор сторінок; 26 екранів на 4 брейкпоінтах.</w:t>
-      </w:r>
-    </w:p>
-    <w:p>
-      <w:pPr>
-        <w:pStyle w:val="ListParagraph"/>
-        <w:numPr>
-          <w:ilvl w:val="0"/>
-          <w:numId w:val="2"/>
-        </w:numPr>
-      </w:pPr>
-      <w:r>
-        <w:t xml:space="preserve">Платформа клієнтських даних (CDP v1): спроєктована на реальних моделях API й доведена від MVP до продакшену — профілі, лояльність, кампанії, підтримка, моніторинг.</w:t>
+        <w:t xml:space="preserve">Рушій бронювання WX: пошук, тарифи, місця, додаткові послуги й оплата в межах авіаційних обмежень (PNR, SSR, правила тарифів, багаж); продуктами бронювання користуються 20+ авіакомпаній; оновлений флоу показав +5% конверсії в A/B-тесті (попередньо).</w:t>
+      </w:r>
+    </w:p>
+    <w:p>
+      <w:pPr>
+        <w:pStyle w:val="ListParagraph"/>
+        <w:numPr>
+          <w:ilvl w:val="0"/>
+          <w:numId w:val="2"/>
+        </w:numPr>
+      </w:pPr>
+      <w:r>
+        <w:t xml:space="preserve">Кастомізація бренду переведена з ручного перестилювання на теми на токенах (400+ компонентів): брендування нової авіакомпанії за дні замість тижнів.</w:t>
+      </w:r>
+    </w:p>
+    <w:p>
+      <w:pPr>
+        <w:pStyle w:val="ListParagraph"/>
+        <w:numPr>
+          <w:ilvl w:val="0"/>
+          <w:numId w:val="2"/>
+        </w:numPr>
+      </w:pPr>
+      <w:r>
+        <w:t xml:space="preserve">White-label сайт авіакомпанії: 20+ протестованих вайрфреймів, семантичні токени, світла й темна теми, бібліотека компонентів з варіантами й конструктор, що збирає сайт за дні; 26 екранів, 4 брейкпоінти.</w:t>
+      </w:r>
+    </w:p>
+    <w:p>
+      <w:pPr>
+        <w:pStyle w:val="ListParagraph"/>
+        <w:numPr>
+          <w:ilvl w:val="0"/>
+          <w:numId w:val="2"/>
+        </w:numPr>
+      </w:pPr>
+      <w:r>
+        <w:t xml:space="preserve">Платформа клієнтських даних (CDP v1): спроєктована на реальних моделях API й доведена від MVP до продакшену, фронтенд зібрано один раз — профілі, лояльність, кампанії, підтримка, моніторинг.</w:t>
       </w:r>
     </w:p>
     <w:p>
@@ -486,7 +474,7 @@
       <w:r>
         <w:t xml:space="preserve">Планувальник маршрутів для велосипедистів, що враховує вітер. Особистий продукт, з 2025 року. · </w:t>
       </w:r>
-      <w:hyperlink w:history="1" r:id="rIdjmbagkcwhgt02zese3hja">
+      <w:hyperlink w:history="1" r:id="rId03-e8nfisfdejlxb0swpq">
         <w:r>
           <w:rPr>
             <w:rStyle w:val="Hyperlink"/>
@@ -504,7 +492,7 @@
         </w:numPr>
       </w:pPr>
       <w:r>
-        <w:t xml:space="preserve">Сам довів від ідеї до App Store і Google Play: дослідження, дизайн, збірка з AI, бета-тести зі звітами із застосунку, релізи.</w:t>
+        <w:t xml:space="preserve">Сам довів від ідеї до App Store і Google Play — робота невеликої продуктової команди у вільний час: дослідження, дизайн, збірка з AI, бета-тести зі звітами із застосунку, релізи.</w:t>
       </w:r>
     </w:p>
     <w:p>
@@ -532,9 +520,9 @@
         <w:pStyle w:val="CvMeta"/>
       </w:pPr>
       <w:r>
-        <w:t xml:space="preserve">Скіли, плагіни й розширення під реальну повторювану роботу. · </w:t>
-      </w:r>
-      <w:hyperlink w:history="1" r:id="rIdqi7zopzsuk_-2u_gb0gm_">
+        <w:t xml:space="preserve">Скіли, плагіни й розширення під повторювану роботу — кожен прибирає один ручний крок. · </w:t>
+      </w:r>
+      <w:hyperlink w:history="1" r:id="rIdbrgzwdzdal4mohwmndeqs">
         <w:r>
           <w:rPr>
             <w:rStyle w:val="Hyperlink"/>
@@ -552,7 +540,7 @@
         </w:numPr>
       </w:pPr>
       <w:r>
-        <w:t xml:space="preserve">Muse: скіл для Claude Code, що знаходить дизайн-напрям і втілює його в межах дизайн-системи; відкритий код; цей сайт спроєктовано з ним.</w:t>
+        <w:t xml:space="preserve">Muse: скіл для Claude Code, що знаходить дизайн-напрям і втілює його в межах дизайн-системи; відкритий код; зробив для цього сайту дизайн-дослідження рівня студії за одну сесію.</w:t>
       </w:r>
     </w:p>
     <w:p>

--- a/cv/Yevhen-Peshynskyi-CV-UA.docx
+++ b/cv/Yevhen-Peshynskyi-CV-UA.docx
@@ -32,7 +32,7 @@
       <w:r>
         <w:t xml:space="preserve"> · </w:t>
       </w:r>
-      <w:hyperlink w:history="1" r:id="rIdlvpgozlwacxsno4iabn9o">
+      <w:hyperlink w:history="1" r:id="rIdgg3nzynugtabe8cntjchp">
         <w:r>
           <w:rPr>
             <w:rStyle w:val="Hyperlink"/>
@@ -43,7 +43,7 @@
       <w:r>
         <w:t xml:space="preserve"> · </w:t>
       </w:r>
-      <w:hyperlink w:history="1" r:id="rIdd43cs4zxrfjrd_caki3zl">
+      <w:hyperlink w:history="1" r:id="rId7yx0quq8xbyx5ayagk6ge">
         <w:r>
           <w:rPr>
             <w:rStyle w:val="Hyperlink"/>
@@ -54,7 +54,7 @@
       <w:r>
         <w:t xml:space="preserve"> · </w:t>
       </w:r>
-      <w:hyperlink w:history="1" r:id="rIdms5sazo52clvgee0jy7yc">
+      <w:hyperlink w:history="1" r:id="rIdffvxkk4oyqkpfx-hmcvzs">
         <w:r>
           <w:rPr>
             <w:rStyle w:val="Hyperlink"/>
@@ -65,7 +65,7 @@
       <w:r>
         <w:t xml:space="preserve"> · </w:t>
       </w:r>
-      <w:hyperlink w:history="1" r:id="rIdjsmqb6da5ytita9rqgx-j">
+      <w:hyperlink w:history="1" r:id="rId69btv8zjbeehomznll9aa">
         <w:r>
           <w:rPr>
             <w:rStyle w:val="Hyperlink"/>
@@ -76,7 +76,7 @@
       <w:r>
         <w:t xml:space="preserve"> · </w:t>
       </w:r>
-      <w:hyperlink w:history="1" r:id="rIdu2n7gw0vepg6ihykm8ea3">
+      <w:hyperlink w:history="1" r:id="rIdncra6fh8xdt5audo35ap8">
         <w:r>
           <w:rPr>
             <w:rStyle w:val="Hyperlink"/>
@@ -87,7 +87,7 @@
       <w:r>
         <w:t xml:space="preserve"> · </w:t>
       </w:r>
-      <w:hyperlink w:history="1" r:id="rIdsssmxtgjvdj0u92n7ddr0">
+      <w:hyperlink w:history="1" r:id="rIdfszs5rj-8cawf2j5hb8cd">
         <w:r>
           <w:rPr>
             <w:rStyle w:val="Hyperlink"/>
@@ -132,7 +132,7 @@
       <w:r>
         <w:t xml:space="preserve">2023–дотепер · </w:t>
       </w:r>
-      <w:hyperlink w:history="1" r:id="rIdokqidmlhbmjuj58xyvh_e">
+      <w:hyperlink w:history="1" r:id="rIdnh4nbgkg1nsnbuksjw-0s">
         <w:r>
           <w:rPr>
             <w:rStyle w:val="Hyperlink"/>
@@ -163,7 +163,7 @@
         </w:numPr>
       </w:pPr>
       <w:r>
-        <w:t xml:space="preserve">Побудував агентний конвеєр від дизайну до розробки — харнес Claude Code з 5 агентів і 13 скілів: дослідження, HTML-прототип у двох варіантах, вибір, продакшн-код на дизайн-системі, AI-тестування. Фіча проходить від задачі до протестованого коду за дні, а не тижні, без етапу Figma й відділу дизайну.</w:t>
+        <w:t xml:space="preserve">Побудував агентний конвеєр від дизайну до розробки — харнес Claude Code: 5 агентів, 13 скілів: дослідження, HTML-прототип у двох варіантах — бізнес обирає найкраще, код на дизайн-системі, AI-тестування. Фіча йде від задачі до протестованого коду за дні, а не тижні, без етапу Figma й відділу дизайну.</w:t>
       </w:r>
     </w:p>
     <w:p>
@@ -199,7 +199,7 @@
         </w:numPr>
       </w:pPr>
       <w:r>
-        <w:t xml:space="preserve">Скіл-тестувальник проходить кожен флоу як реальний клієнт, роль за роллю: в останньому замірі ловив 70% знахідок живого тестувальника, а людина пропускала 80% його.</w:t>
+        <w:t xml:space="preserve">Скіл-тестувальник проходить кожен флоу як реальний клієнт за ролями — тестування: години замість тижнів; в останньому замірі ловив 70% знахідок живого тестувальника, а людина пропускала 80% його.</w:t>
       </w:r>
     </w:p>
     <w:p>
@@ -243,7 +243,7 @@
         </w:numPr>
       </w:pPr>
       <w:r>
-        <w:t xml:space="preserve">Варіанти компонентів для кожної авіакомпанії в адмінці, увесь стиль — один JSON-файл: нову авіакомпанію стилізуємо за день замість приблизно місяця роботи дизайну й фронтенду.</w:t>
+        <w:t xml:space="preserve">Варіанти компонентів для кожної авіакомпанії в адмінці, стиль — один JSON-файл: нова авіакомпанія за день замість місяця; швидка заміна компонентів для тестів підвищує конверсію.</w:t>
       </w:r>
     </w:p>
     <w:p>
@@ -275,7 +275,7 @@
         </w:numPr>
       </w:pPr>
       <w:r>
-        <w:t xml:space="preserve">Тижневий обсяг відділу маркетингу без відділу: дослідження тем, контент-план на два тижні, презентації з 65 типами слайдів, озвучка й відео, затвердження в Telegram і дублювання на paximizer.com; презентація з Telegram готова за хвилини, а не дні (358 з 369 комітів).</w:t>
+        <w:t xml:space="preserve">Тижневий обсяг відділу маркетингу без відділу: дослідження тем, контент-план на два тижні, презентації з 65 типами слайдів, озвучка й відео, затвердження в Telegram, дублювання на paximizer.com — усе з вебадмінки; презентації генерує сервер з AI-моделлю за хвилини, а не дні (358 з 369 комітів).</w:t>
       </w:r>
     </w:p>
     <w:p>
@@ -295,7 +295,7 @@
         </w:numPr>
       </w:pPr>
       <w:r>
-        <w:t xml:space="preserve">Задокументував старий фронтенд і бекенд, проіндексував 10,005 фрагментів у RAG і зібрав MCP-сервер із 8 інструментами для 27 агентів: будь-яке питання про продукт, від бізнес-правила до рядка коду, — за секунди.</w:t>
+        <w:t xml:space="preserve">Задокументував старий фронтенд і бекенд, проіндексував 10,005 фрагментів у RAG і зібрав MCP-сервер із 8 інструментами для 27 агентів: будь-яке питання про продукт, від бізнес-правила до рядка коду, — за секунди; менше навчання колег, менше токенів.</w:t>
       </w:r>
     </w:p>
     <w:p>
@@ -315,7 +315,7 @@
         </w:numPr>
       </w:pPr>
       <w:r>
-        <w:t xml:space="preserve">Сайт, промокит і матеріали для продажів без агенції; переїзд з Webflow на Astro зі всіма 91 старими адресами.</w:t>
+        <w:t xml:space="preserve">Сайт, промокит і продажні матеріали без агенції; переїзд з Webflow на Astro з усіма 91 адресами.</w:t>
       </w:r>
     </w:p>
     <w:p>
@@ -333,7 +333,7 @@
       <w:r>
         <w:t xml:space="preserve">2021–2023 · </w:t>
       </w:r>
-      <w:hyperlink w:history="1" r:id="rIdlkxdifcua1wxbkxi3tadd">
+      <w:hyperlink w:history="1" r:id="rIddikjzjilxrnrgn01ei6zm">
         <w:r>
           <w:rPr>
             <w:rStyle w:val="Hyperlink"/>
@@ -380,7 +380,7 @@
         </w:numPr>
       </w:pPr>
       <w:r>
-        <w:t xml:space="preserve">White-label сайт авіакомпанії: 20+ протестованих вайрфреймів, семантичні токени, світла й темна теми, бібліотека компонентів з варіантами й конструктор, що збирає сайт за дні; 26 екранів, 4 брейкпоінти.</w:t>
+        <w:t xml:space="preserve">White-label сайт авіакомпанії, конструктор: 20+ тестованих вайрфреймів, семантичні токени, дві теми, варіанти блоків збирають і стилізують сайт будь-якої авіакомпанії за дні; 26 екранів, 4 брейкпоінти.</w:t>
       </w:r>
     </w:p>
     <w:p>
@@ -474,7 +474,7 @@
       <w:r>
         <w:t xml:space="preserve">Планувальник маршрутів для велосипедистів, що враховує вітер. Особистий продукт, з 2025 року. · </w:t>
       </w:r>
-      <w:hyperlink w:history="1" r:id="rId03-e8nfisfdejlxb0swpq">
+      <w:hyperlink w:history="1" r:id="rIdpmpwhzm4bfjd-8bilbw1s">
         <w:r>
           <w:rPr>
             <w:rStyle w:val="Hyperlink"/>
@@ -522,7 +522,7 @@
       <w:r>
         <w:t xml:space="preserve">Скіли, плагіни й розширення під повторювану роботу — кожен прибирає один ручний крок. · </w:t>
       </w:r>
-      <w:hyperlink w:history="1" r:id="rIdbrgzwdzdal4mohwmndeqs">
+      <w:hyperlink w:history="1" r:id="rIdeajwnptxvogjgtovkq8av">
         <w:r>
           <w:rPr>
             <w:rStyle w:val="Hyperlink"/>
